--- a/Coding 2 - year/Unit 7 - Capstone Project/Daily Lesson Plans/Word/Day 1.docx
+++ b/Coding 2 - year/Unit 7 - Capstone Project/Daily Lesson Plans/Word/Day 1.docx
@@ -50,12 +50,15 @@
               </w:rPr>
               <w:t xml:space="preserve">Coding II — Full Year</w:t>
             </w:r>
-          </w:p>
-          <w:p>
-            <w:pPr>
-              <w:spacing w:before="40"/>
-              <w:jc w:val="center"/>
-            </w:pPr>
+            <w:r>
+              <w:rPr>
+                <w:rFonts w:ascii="Arial" w:cs="Arial" w:eastAsia="Arial" w:hAnsi="Arial"/>
+                <w:sz w:val="16"/>
+                <w:szCs w:val="16"/>
+              </w:rPr>
+              <w:br/>
+              <w:t xml:space="preserve"/>
+            </w:r>
             <w:r>
               <w:rPr>
                 <w:rFonts w:ascii="Arial" w:cs="Arial" w:eastAsia="Arial" w:hAnsi="Arial"/>
@@ -83,7 +86,7 @@
           <w:rFonts w:ascii="Arial" w:cs="Arial" w:eastAsia="Arial" w:hAnsi="Arial"/>
           <w:b/>
           <w:bCs/>
-          <w:color w:val="0D3B1F"/>
+          <w:color w:val="1B7A4A"/>
           <w:sz w:val="32"/>
           <w:szCs w:val="32"/>
         </w:rPr>
@@ -200,9 +203,9 @@
               <w:right w:val="single" w:color="CCCCCC" w:sz="1"/>
             </w:tcBorders>
             <w:tcMar>
-              <w:top w:type="dxa" w:w="60"/>
+              <w:top w:type="dxa" w:w="80"/>
               <w:left w:type="dxa" w:w="120"/>
-              <w:bottom w:type="dxa" w:w="60"/>
+              <w:bottom w:type="dxa" w:w="80"/>
               <w:right w:type="dxa" w:w="120"/>
             </w:tcMar>
           </w:tcPr>
@@ -229,20 +232,147 @@
               <w:right w:val="single" w:color="CCCCCC" w:sz="1"/>
             </w:tcBorders>
             <w:tcMar>
-              <w:top w:type="dxa" w:w="60"/>
+              <w:top w:type="dxa" w:w="80"/>
               <w:left w:type="dxa" w:w="120"/>
-              <w:bottom w:type="dxa" w:w="60"/>
+              <w:bottom w:type="dxa" w:w="80"/>
               <w:right w:type="dxa" w:w="120"/>
             </w:tcMar>
           </w:tcPr>
           <w:p>
-            <w:r>
-              <w:rPr>
-                <w:rFonts w:ascii="Arial" w:cs="Arial" w:eastAsia="Arial" w:hAnsi="Arial"/>
-                <w:sz w:val="20"/>
-                <w:szCs w:val="20"/>
+            <w:pPr>
+              <w:spacing w:after="80" w:before="80"/>
+            </w:pPr>
+            <w:r>
+              <w:rPr>
+                <w:rFonts w:ascii="Arial" w:cs="Arial" w:eastAsia="Arial" w:hAnsi="Arial"/>
+                <w:b/>
+                <w:bCs/>
+                <w:i w:val="false"/>
+                <w:iCs w:val="false"/>
+                <w:color w:val="000000"/>
+                <w:sz w:val="22"/>
+                <w:szCs w:val="22"/>
               </w:rPr>
               <w:t xml:space="preserve">Bell Ringer / Review</w:t>
+            </w:r>
+            <w:r>
+              <w:rPr>
+                <w:rFonts w:ascii="Arial" w:cs="Arial" w:eastAsia="Arial" w:hAnsi="Arial"/>
+                <w:sz w:val="20"/>
+                <w:szCs w:val="20"/>
+              </w:rPr>
+              <w:br/>
+              <w:t xml:space="preserve"/>
+            </w:r>
+            <w:r>
+              <w:rPr>
+                <w:rFonts w:ascii="Arial" w:cs="Arial" w:eastAsia="Arial" w:hAnsi="Arial"/>
+                <w:sz w:val="20"/>
+                <w:szCs w:val="20"/>
+              </w:rPr>
+              <w:br/>
+              <w:t xml:space="preserve"/>
+            </w:r>
+            <w:r>
+              <w:rPr>
+                <w:rFonts w:ascii="Arial" w:cs="Arial" w:eastAsia="Arial" w:hAnsi="Arial"/>
+                <w:b/>
+                <w:bCs/>
+                <w:i w:val="false"/>
+                <w:iCs w:val="false"/>
+                <w:color w:val="000000"/>
+                <w:sz w:val="20"/>
+                <w:szCs w:val="20"/>
+              </w:rPr>
+              <w:t xml:space="preserve">Quick Write </w:t>
+            </w:r>
+            <w:r>
+              <w:rPr>
+                <w:rFonts w:ascii="Arial" w:cs="Arial" w:eastAsia="Arial" w:hAnsi="Arial"/>
+                <w:b w:val="false"/>
+                <w:bCs w:val="false"/>
+                <w:i w:val="false"/>
+                <w:iCs w:val="false"/>
+                <w:color w:val="000000"/>
+                <w:sz w:val="20"/>
+                <w:szCs w:val="20"/>
+              </w:rPr>
+              <w:t xml:space="preserve">(3 min — written or verbal):</w:t>
+            </w:r>
+            <w:r>
+              <w:rPr>
+                <w:rFonts w:ascii="Arial" w:cs="Arial" w:eastAsia="Arial" w:hAnsi="Arial"/>
+                <w:sz w:val="20"/>
+                <w:szCs w:val="20"/>
+              </w:rPr>
+              <w:br/>
+              <w:t xml:space="preserve"/>
+            </w:r>
+            <w:r>
+              <w:rPr>
+                <w:rFonts w:ascii="Arial" w:cs="Arial" w:eastAsia="Arial" w:hAnsi="Arial"/>
+                <w:b w:val="false"/>
+                <w:bCs w:val="false"/>
+                <w:i w:val="false"/>
+                <w:iCs w:val="false"/>
+                <w:color w:val="000000"/>
+                <w:sz w:val="20"/>
+                <w:szCs w:val="20"/>
+              </w:rPr>
+              <w:t xml:space="preserve">    What do you remember from last class?</w:t>
+            </w:r>
+            <w:r>
+              <w:rPr>
+                <w:rFonts w:ascii="Arial" w:cs="Arial" w:eastAsia="Arial" w:hAnsi="Arial"/>
+                <w:sz w:val="20"/>
+                <w:szCs w:val="20"/>
+              </w:rPr>
+              <w:br/>
+              <w:t xml:space="preserve"/>
+            </w:r>
+            <w:r>
+              <w:rPr>
+                <w:rFonts w:ascii="Arial" w:cs="Arial" w:eastAsia="Arial" w:hAnsi="Arial"/>
+                <w:sz w:val="20"/>
+                <w:szCs w:val="20"/>
+              </w:rPr>
+              <w:br/>
+              <w:t xml:space="preserve"/>
+            </w:r>
+            <w:r>
+              <w:rPr>
+                <w:rFonts w:ascii="Arial" w:cs="Arial" w:eastAsia="Arial" w:hAnsi="Arial"/>
+                <w:b w:val="false"/>
+                <w:bCs w:val="false"/>
+                <w:i/>
+                <w:iCs/>
+                <w:color w:val="444444"/>
+                <w:sz w:val="20"/>
+                <w:szCs w:val="20"/>
+              </w:rPr>
+              <w:t xml:space="preserve">What do you think today's topic "Capstone Project Introduction" is about?</w:t>
+            </w:r>
+            <w:r>
+              <w:rPr>
+                <w:rFonts w:ascii="Arial" w:cs="Arial" w:eastAsia="Arial" w:hAnsi="Arial"/>
+                <w:sz w:val="20"/>
+                <w:szCs w:val="20"/>
+              </w:rPr>
+              <w:br/>
+              <w:t xml:space="preserve"/>
+            </w:r>
+            <w:r>
+              <w:rPr>
+                <w:rFonts w:ascii="Arial" w:cs="Arial" w:eastAsia="Arial" w:hAnsi="Arial"/>
+                <w:b w:val="false"/>
+                <w:bCs w:val="false"/>
+                <w:i/>
+                <w:iCs/>
+                <w:color w:val="555555"/>
+                <w:sz w:val="20"/>
+                <w:szCs w:val="20"/>
+              </w:rPr>
+              <w:t xml:space="preserve">→ Pair-share your response, then 2–3 students share with the class.</w:t>
             </w:r>
           </w:p>
         </w:tc>
@@ -258,9 +388,9 @@
               <w:right w:val="single" w:color="CCCCCC" w:sz="1"/>
             </w:tcBorders>
             <w:tcMar>
-              <w:top w:type="dxa" w:w="60"/>
+              <w:top w:type="dxa" w:w="80"/>
               <w:left w:type="dxa" w:w="120"/>
-              <w:bottom w:type="dxa" w:w="60"/>
+              <w:bottom w:type="dxa" w:w="80"/>
               <w:right w:type="dxa" w:w="120"/>
             </w:tcMar>
           </w:tcPr>
@@ -287,20 +417,120 @@
               <w:right w:val="single" w:color="CCCCCC" w:sz="1"/>
             </w:tcBorders>
             <w:tcMar>
-              <w:top w:type="dxa" w:w="60"/>
+              <w:top w:type="dxa" w:w="80"/>
               <w:left w:type="dxa" w:w="120"/>
-              <w:bottom w:type="dxa" w:w="60"/>
+              <w:bottom w:type="dxa" w:w="80"/>
               <w:right w:type="dxa" w:w="120"/>
             </w:tcMar>
           </w:tcPr>
           <w:p>
-            <w:r>
-              <w:rPr>
-                <w:rFonts w:ascii="Arial" w:cs="Arial" w:eastAsia="Arial" w:hAnsi="Arial"/>
-                <w:sz w:val="20"/>
-                <w:szCs w:val="20"/>
-              </w:rPr>
-              <w:t xml:space="preserve">Mini Lesson: Capstone Project Introduction</w:t>
+            <w:pPr>
+              <w:spacing w:after="80" w:before="80"/>
+            </w:pPr>
+            <w:r>
+              <w:rPr>
+                <w:rFonts w:ascii="Arial" w:cs="Arial" w:eastAsia="Arial" w:hAnsi="Arial"/>
+                <w:b/>
+                <w:bCs/>
+                <w:i w:val="false"/>
+                <w:iCs w:val="false"/>
+                <w:color w:val="000000"/>
+                <w:sz w:val="22"/>
+                <w:szCs w:val="22"/>
+              </w:rPr>
+              <w:t xml:space="preserve">Mini Lesson: </w:t>
+            </w:r>
+            <w:r>
+              <w:rPr>
+                <w:rFonts w:ascii="Arial" w:cs="Arial" w:eastAsia="Arial" w:hAnsi="Arial"/>
+                <w:b w:val="false"/>
+                <w:bCs w:val="false"/>
+                <w:i w:val="false"/>
+                <w:iCs w:val="false"/>
+                <w:color w:val="000000"/>
+                <w:sz w:val="22"/>
+                <w:szCs w:val="22"/>
+              </w:rPr>
+              <w:t xml:space="preserve">Capstone Project Introduction</w:t>
+            </w:r>
+            <w:r>
+              <w:rPr>
+                <w:rFonts w:ascii="Arial" w:cs="Arial" w:eastAsia="Arial" w:hAnsi="Arial"/>
+                <w:sz w:val="20"/>
+                <w:szCs w:val="20"/>
+              </w:rPr>
+              <w:br/>
+              <w:t xml:space="preserve"/>
+            </w:r>
+            <w:r>
+              <w:rPr>
+                <w:rFonts w:ascii="Arial" w:cs="Arial" w:eastAsia="Arial" w:hAnsi="Arial"/>
+                <w:sz w:val="20"/>
+                <w:szCs w:val="20"/>
+              </w:rPr>
+              <w:br/>
+              <w:t xml:space="preserve"/>
+            </w:r>
+            <w:r>
+              <w:rPr>
+                <w:rFonts w:ascii="Arial" w:cs="Arial" w:eastAsia="Arial" w:hAnsi="Arial"/>
+                <w:b/>
+                <w:bCs/>
+                <w:i/>
+                <w:iCs/>
+                <w:color w:val="555555"/>
+                <w:sz w:val="20"/>
+                <w:szCs w:val="20"/>
+              </w:rPr>
+              <w:t xml:space="preserve">→ Live Demo — </w:t>
+            </w:r>
+            <w:r>
+              <w:rPr>
+                <w:rFonts w:ascii="Arial" w:cs="Arial" w:eastAsia="Arial" w:hAnsi="Arial"/>
+                <w:b w:val="false"/>
+                <w:bCs w:val="false"/>
+                <w:i/>
+                <w:iCs/>
+                <w:color w:val="555555"/>
+                <w:sz w:val="20"/>
+                <w:szCs w:val="20"/>
+              </w:rPr>
+              <w:t xml:space="preserve">type examples as students follow along in their own editor.</w:t>
+            </w:r>
+            <w:r>
+              <w:rPr>
+                <w:rFonts w:ascii="Arial" w:cs="Arial" w:eastAsia="Arial" w:hAnsi="Arial"/>
+                <w:sz w:val="20"/>
+                <w:szCs w:val="20"/>
+              </w:rPr>
+              <w:br/>
+              <w:t xml:space="preserve"/>
+            </w:r>
+            <w:r>
+              <w:rPr>
+                <w:rFonts w:ascii="Arial" w:cs="Arial" w:eastAsia="Arial" w:hAnsi="Arial"/>
+                <w:b/>
+                <w:bCs/>
+                <w:i/>
+                <w:iCs/>
+                <w:color w:val="555555"/>
+                <w:sz w:val="20"/>
+                <w:szCs w:val="20"/>
+              </w:rPr>
+              <w:t xml:space="preserve">→ Check for Understanding: </w:t>
+            </w:r>
+            <w:r>
+              <w:rPr>
+                <w:rFonts w:ascii="Arial" w:cs="Arial" w:eastAsia="Arial" w:hAnsi="Arial"/>
+                <w:b w:val="false"/>
+                <w:bCs w:val="false"/>
+                <w:i/>
+                <w:iCs/>
+                <w:color w:val="555555"/>
+                <w:sz w:val="20"/>
+                <w:szCs w:val="20"/>
+              </w:rPr>
+              <w:t xml:space="preserve">pause and cold-call: “Can someone explain what we just did in their own words?”</w:t>
             </w:r>
           </w:p>
         </w:tc>
@@ -316,9 +546,9 @@
               <w:right w:val="single" w:color="CCCCCC" w:sz="1"/>
             </w:tcBorders>
             <w:tcMar>
-              <w:top w:type="dxa" w:w="60"/>
+              <w:top w:type="dxa" w:w="80"/>
               <w:left w:type="dxa" w:w="120"/>
-              <w:bottom w:type="dxa" w:w="60"/>
+              <w:bottom w:type="dxa" w:w="80"/>
               <w:right w:type="dxa" w:w="120"/>
             </w:tcMar>
           </w:tcPr>
@@ -331,7 +561,7 @@
                 <w:sz w:val="20"/>
                 <w:szCs w:val="20"/>
               </w:rPr>
-              <w:t xml:space="preserve">15-20 min</w:t>
+              <w:t xml:space="preserve">15–20 min</w:t>
             </w:r>
           </w:p>
         </w:tc>
@@ -345,20 +575,81 @@
               <w:right w:val="single" w:color="CCCCCC" w:sz="1"/>
             </w:tcBorders>
             <w:tcMar>
-              <w:top w:type="dxa" w:w="60"/>
+              <w:top w:type="dxa" w:w="80"/>
               <w:left w:type="dxa" w:w="120"/>
-              <w:bottom w:type="dxa" w:w="60"/>
+              <w:bottom w:type="dxa" w:w="80"/>
               <w:right w:type="dxa" w:w="120"/>
             </w:tcMar>
           </w:tcPr>
           <w:p>
-            <w:r>
-              <w:rPr>
-                <w:rFonts w:ascii="Arial" w:cs="Arial" w:eastAsia="Arial" w:hAnsi="Arial"/>
-                <w:sz w:val="20"/>
-                <w:szCs w:val="20"/>
+            <w:pPr>
+              <w:spacing w:after="80" w:before="80"/>
+            </w:pPr>
+            <w:r>
+              <w:rPr>
+                <w:rFonts w:ascii="Arial" w:cs="Arial" w:eastAsia="Arial" w:hAnsi="Arial"/>
+                <w:b/>
+                <w:bCs/>
+                <w:i w:val="false"/>
+                <w:iCs w:val="false"/>
+                <w:color w:val="000000"/>
+                <w:sz w:val="22"/>
+                <w:szCs w:val="22"/>
               </w:rPr>
               <w:t xml:space="preserve">Independent Practice / Code Along</w:t>
+            </w:r>
+            <w:r>
+              <w:rPr>
+                <w:rFonts w:ascii="Arial" w:cs="Arial" w:eastAsia="Arial" w:hAnsi="Arial"/>
+                <w:sz w:val="20"/>
+                <w:szCs w:val="20"/>
+              </w:rPr>
+              <w:br/>
+              <w:t xml:space="preserve"/>
+            </w:r>
+            <w:r>
+              <w:rPr>
+                <w:rFonts w:ascii="Arial" w:cs="Arial" w:eastAsia="Arial" w:hAnsi="Arial"/>
+                <w:b w:val="false"/>
+                <w:bCs w:val="false"/>
+                <w:i w:val="false"/>
+                <w:iCs w:val="false"/>
+                <w:color w:val="000000"/>
+                <w:sz w:val="20"/>
+                <w:szCs w:val="20"/>
+              </w:rPr>
+              <w:t xml:space="preserve">    Work through problems from the day's exercise set.</w:t>
+            </w:r>
+            <w:r>
+              <w:rPr>
+                <w:rFonts w:ascii="Arial" w:cs="Arial" w:eastAsia="Arial" w:hAnsi="Arial"/>
+                <w:sz w:val="20"/>
+                <w:szCs w:val="20"/>
+              </w:rPr>
+              <w:br/>
+              <w:t xml:space="preserve"/>
+            </w:r>
+            <w:r>
+              <w:rPr>
+                <w:rFonts w:ascii="Arial" w:cs="Arial" w:eastAsia="Arial" w:hAnsi="Arial"/>
+                <w:sz w:val="20"/>
+                <w:szCs w:val="20"/>
+              </w:rPr>
+              <w:br/>
+              <w:t xml:space="preserve"/>
+            </w:r>
+            <w:r>
+              <w:rPr>
+                <w:rFonts w:ascii="Arial" w:cs="Arial" w:eastAsia="Arial" w:hAnsi="Arial"/>
+                <w:b w:val="false"/>
+                <w:bCs w:val="false"/>
+                <w:i/>
+                <w:iCs/>
+                <w:color w:val="555555"/>
+                <w:sz w:val="20"/>
+                <w:szCs w:val="20"/>
+              </w:rPr>
+              <w:t xml:space="preserve">→ Teacher circulates — offer hints, check for understanding.</w:t>
             </w:r>
           </w:p>
         </w:tc>
@@ -374,9 +665,9 @@
               <w:right w:val="single" w:color="CCCCCC" w:sz="1"/>
             </w:tcBorders>
             <w:tcMar>
-              <w:top w:type="dxa" w:w="60"/>
+              <w:top w:type="dxa" w:w="80"/>
               <w:left w:type="dxa" w:w="120"/>
-              <w:bottom w:type="dxa" w:w="60"/>
+              <w:bottom w:type="dxa" w:w="80"/>
               <w:right w:type="dxa" w:w="120"/>
             </w:tcMar>
           </w:tcPr>
@@ -403,20 +694,90 @@
               <w:right w:val="single" w:color="CCCCCC" w:sz="1"/>
             </w:tcBorders>
             <w:tcMar>
-              <w:top w:type="dxa" w:w="60"/>
+              <w:top w:type="dxa" w:w="80"/>
               <w:left w:type="dxa" w:w="120"/>
-              <w:bottom w:type="dxa" w:w="60"/>
+              <w:bottom w:type="dxa" w:w="80"/>
               <w:right w:type="dxa" w:w="120"/>
             </w:tcMar>
           </w:tcPr>
           <w:p>
-            <w:r>
-              <w:rPr>
-                <w:rFonts w:ascii="Arial" w:cs="Arial" w:eastAsia="Arial" w:hAnsi="Arial"/>
-                <w:sz w:val="20"/>
-                <w:szCs w:val="20"/>
+            <w:pPr>
+              <w:spacing w:after="80" w:before="80"/>
+            </w:pPr>
+            <w:r>
+              <w:rPr>
+                <w:rFonts w:ascii="Arial" w:cs="Arial" w:eastAsia="Arial" w:hAnsi="Arial"/>
+                <w:b/>
+                <w:bCs/>
+                <w:i w:val="false"/>
+                <w:iCs w:val="false"/>
+                <w:color w:val="000000"/>
+                <w:sz w:val="22"/>
+                <w:szCs w:val="22"/>
               </w:rPr>
               <w:t xml:space="preserve">Exit Ticket / Wrap-Up</w:t>
+            </w:r>
+            <w:r>
+              <w:rPr>
+                <w:rFonts w:ascii="Arial" w:cs="Arial" w:eastAsia="Arial" w:hAnsi="Arial"/>
+                <w:sz w:val="20"/>
+                <w:szCs w:val="20"/>
+              </w:rPr>
+              <w:br/>
+              <w:t xml:space="preserve"/>
+            </w:r>
+            <w:r>
+              <w:rPr>
+                <w:rFonts w:ascii="Arial" w:cs="Arial" w:eastAsia="Arial" w:hAnsi="Arial"/>
+                <w:sz w:val="20"/>
+                <w:szCs w:val="20"/>
+              </w:rPr>
+              <w:br/>
+              <w:t xml:space="preserve"/>
+            </w:r>
+            <w:r>
+              <w:rPr>
+                <w:rFonts w:ascii="Arial" w:cs="Arial" w:eastAsia="Arial" w:hAnsi="Arial"/>
+                <w:b w:val="false"/>
+                <w:bCs w:val="false"/>
+                <w:i w:val="false"/>
+                <w:iCs w:val="false"/>
+                <w:color w:val="000000"/>
+                <w:sz w:val="20"/>
+                <w:szCs w:val="20"/>
+              </w:rPr>
+              <w:t xml:space="preserve">What is one key concept you learned today?</w:t>
+            </w:r>
+            <w:r>
+              <w:rPr>
+                <w:rFonts w:ascii="Arial" w:cs="Arial" w:eastAsia="Arial" w:hAnsi="Arial"/>
+                <w:sz w:val="20"/>
+                <w:szCs w:val="20"/>
+              </w:rPr>
+              <w:br/>
+              <w:t xml:space="preserve"/>
+            </w:r>
+            <w:r>
+              <w:rPr>
+                <w:rFonts w:ascii="Arial" w:cs="Arial" w:eastAsia="Arial" w:hAnsi="Arial"/>
+                <w:sz w:val="20"/>
+                <w:szCs w:val="20"/>
+              </w:rPr>
+              <w:br/>
+              <w:t xml:space="preserve"/>
+            </w:r>
+            <w:r>
+              <w:rPr>
+                <w:rFonts w:ascii="Arial" w:cs="Arial" w:eastAsia="Arial" w:hAnsi="Arial"/>
+                <w:b w:val="false"/>
+                <w:bCs w:val="false"/>
+                <w:i/>
+                <w:iCs/>
+                <w:color w:val="555555"/>
+                <w:sz w:val="20"/>
+                <w:szCs w:val="20"/>
+              </w:rPr>
+              <w:t xml:space="preserve">→ 3–2–1: Name 3 things learned, 2 new vocab words, 1 question you still have.</w:t>
             </w:r>
           </w:p>
         </w:tc>

--- a/Coding 2 - year/Unit 7 - Capstone Project/Daily Lesson Plans/Word/Day 1.docx
+++ b/Coding 2 - year/Unit 7 - Capstone Project/Daily Lesson Plans/Word/Day 1.docx
@@ -319,7 +319,7 @@
                 <w:sz w:val="20"/>
                 <w:szCs w:val="20"/>
               </w:rPr>
-              <w:t xml:space="preserve">    What do you remember from last class?</w:t>
+              <w:t xml:space="preserve">    What do you already know about Capstone Project Introduction? Write down at least one thing.</w:t>
             </w:r>
             <w:r>
               <w:rPr>
@@ -350,7 +350,7 @@
                 <w:sz w:val="20"/>
                 <w:szCs w:val="20"/>
               </w:rPr>
-              <w:t xml:space="preserve">What do you think today's topic "Capstone Project Introduction" is about?</w:t>
+              <w:t xml:space="preserve">Today’s Goal: Explore and practice Capstone Project Introduction.</w:t>
             </w:r>
             <w:r>
               <w:rPr>
@@ -746,7 +746,7 @@
                 <w:sz w:val="20"/>
                 <w:szCs w:val="20"/>
               </w:rPr>
-              <w:t xml:space="preserve">What is one key concept you learned today?</w:t>
+              <w:t xml:space="preserve">Name one new thing you learned about Capstone Project Introduction today and one question you still have.</w:t>
             </w:r>
             <w:r>
               <w:rPr>

--- a/Coding 2 - year/Unit 7 - Capstone Project/Daily Lesson Plans/Word/Day 1.docx
+++ b/Coding 2 - year/Unit 7 - Capstone Project/Daily Lesson Plans/Word/Day 1.docx
@@ -342,6 +342,72 @@
             <w:r>
               <w:rPr>
                 <w:rFonts w:ascii="Arial" w:cs="Arial" w:eastAsia="Arial" w:hAnsi="Arial"/>
+                <w:b/>
+                <w:bCs/>
+                <w:i w:val="false"/>
+                <w:iCs w:val="false"/>
+                <w:color w:val="000000"/>
+                <w:sz w:val="20"/>
+                <w:szCs w:val="20"/>
+              </w:rPr>
+              <w:t xml:space="preserve">Vocabulary Preview — </w:t>
+            </w:r>
+            <w:r>
+              <w:rPr>
+                <w:rFonts w:ascii="Arial" w:cs="Arial" w:eastAsia="Arial" w:hAnsi="Arial"/>
+                <w:b w:val="false"/>
+                <w:bCs w:val="false"/>
+                <w:i w:val="false"/>
+                <w:iCs w:val="false"/>
+                <w:color w:val="000000"/>
+                <w:sz w:val="20"/>
+                <w:szCs w:val="20"/>
+              </w:rPr>
+              <w:t xml:space="preserve">terms we'll use today:</w:t>
+            </w:r>
+            <w:r>
+              <w:rPr>
+                <w:rFonts w:ascii="Arial" w:cs="Arial" w:eastAsia="Arial" w:hAnsi="Arial"/>
+                <w:sz w:val="20"/>
+                <w:szCs w:val="20"/>
+              </w:rPr>
+              <w:br/>
+              <w:t xml:space="preserve"/>
+            </w:r>
+            <w:r>
+              <w:rPr>
+                <w:rFonts w:ascii="Arial" w:cs="Arial" w:eastAsia="Arial" w:hAnsi="Arial"/>
+                <w:b w:val="false"/>
+                <w:bCs w:val="false"/>
+                <w:i w:val="false"/>
+                <w:iCs w:val="false"/>
+                <w:color w:val="000000"/>
+                <w:sz w:val="20"/>
+                <w:szCs w:val="20"/>
+              </w:rPr>
+              <w:t xml:space="preserve">    • Minutes 0-10   •   Minutes 10-40   •   Project Options Presentation   •   Minutes 40-55   •   Rubric and Expectations</w:t>
+            </w:r>
+            <w:r>
+              <w:rPr>
+                <w:rFonts w:ascii="Arial" w:cs="Arial" w:eastAsia="Arial" w:hAnsi="Arial"/>
+                <w:sz w:val="20"/>
+                <w:szCs w:val="20"/>
+              </w:rPr>
+              <w:br/>
+              <w:t xml:space="preserve"/>
+            </w:r>
+            <w:r>
+              <w:rPr>
+                <w:rFonts w:ascii="Arial" w:cs="Arial" w:eastAsia="Arial" w:hAnsi="Arial"/>
+                <w:sz w:val="20"/>
+                <w:szCs w:val="20"/>
+              </w:rPr>
+              <w:br/>
+              <w:t xml:space="preserve"/>
+            </w:r>
+            <w:r>
+              <w:rPr>
+                <w:rFonts w:ascii="Arial" w:cs="Arial" w:eastAsia="Arial" w:hAnsi="Arial"/>
                 <w:b w:val="false"/>
                 <w:bCs w:val="false"/>
                 <w:i/>
@@ -474,6 +540,310 @@
             <w:r>
               <w:rPr>
                 <w:rFonts w:ascii="Arial" w:cs="Arial" w:eastAsia="Arial" w:hAnsi="Arial"/>
+                <w:b w:val="false"/>
+                <w:bCs w:val="false"/>
+                <w:i w:val="false"/>
+                <w:iCs w:val="false"/>
+                <w:color w:val="000000"/>
+                <w:sz w:val="20"/>
+                <w:szCs w:val="20"/>
+              </w:rPr>
+              <w:t xml:space="preserve">The capstone is your chance to apply everything you've learned in Units 1–6 to build a real, complete application. Today you'll learn about your options, the requirements, and what success looks like. By the end of class, you'll be excited and ready to start p</w:t>
+            </w:r>
+            <w:r>
+              <w:rPr>
+                <w:rFonts w:ascii="Arial" w:cs="Arial" w:eastAsia="Arial" w:hAnsi="Arial"/>
+                <w:sz w:val="20"/>
+                <w:szCs w:val="20"/>
+              </w:rPr>
+              <w:br/>
+              <w:t xml:space="preserve"/>
+            </w:r>
+            <w:r>
+              <w:rPr>
+                <w:rFonts w:ascii="Arial" w:cs="Arial" w:eastAsia="Arial" w:hAnsi="Arial"/>
+                <w:b w:val="false"/>
+                <w:bCs w:val="false"/>
+                <w:i w:val="false"/>
+                <w:iCs w:val="false"/>
+                <w:color w:val="000000"/>
+                <w:sz w:val="20"/>
+                <w:szCs w:val="20"/>
+              </w:rPr>
+              <w:t xml:space="preserve">Minutes 0-10: Opening: What is a Capstone?</w:t>
+            </w:r>
+            <w:r>
+              <w:rPr>
+                <w:rFonts w:ascii="Arial" w:cs="Arial" w:eastAsia="Arial" w:hAnsi="Arial"/>
+                <w:sz w:val="20"/>
+                <w:szCs w:val="20"/>
+              </w:rPr>
+              <w:br/>
+              <w:t xml:space="preserve"/>
+            </w:r>
+            <w:r>
+              <w:rPr>
+                <w:rFonts w:ascii="Arial" w:cs="Arial" w:eastAsia="Arial" w:hAnsi="Arial"/>
+                <w:sz w:val="20"/>
+                <w:szCs w:val="20"/>
+              </w:rPr>
+              <w:br/>
+              <w:t xml:space="preserve"/>
+            </w:r>
+            <w:r>
+              <w:rPr>
+                <w:rFonts w:ascii="Arial" w:cs="Arial" w:eastAsia="Arial" w:hAnsi="Arial"/>
+                <w:b/>
+                <w:bCs/>
+                <w:i w:val="false"/>
+                <w:iCs w:val="false"/>
+                <w:color w:val="000000"/>
+                <w:sz w:val="20"/>
+                <w:szCs w:val="20"/>
+              </w:rPr>
+              <w:t xml:space="preserve">Key Concepts:</w:t>
+            </w:r>
+            <w:r>
+              <w:rPr>
+                <w:rFonts w:ascii="Arial" w:cs="Arial" w:eastAsia="Arial" w:hAnsi="Arial"/>
+                <w:sz w:val="20"/>
+                <w:szCs w:val="20"/>
+              </w:rPr>
+              <w:br/>
+              <w:t xml:space="preserve"/>
+            </w:r>
+            <w:r>
+              <w:rPr>
+                <w:rFonts w:ascii="Arial" w:cs="Arial" w:eastAsia="Arial" w:hAnsi="Arial"/>
+                <w:b w:val="false"/>
+                <w:bCs w:val="false"/>
+                <w:i w:val="false"/>
+                <w:iCs w:val="false"/>
+                <w:color w:val="000000"/>
+                <w:sz w:val="20"/>
+                <w:szCs w:val="20"/>
+              </w:rPr>
+              <w:t xml:space="preserve">    • Teacher introduction: capstone as applied learning, real software development</w:t>
+            </w:r>
+            <w:r>
+              <w:rPr>
+                <w:rFonts w:ascii="Arial" w:cs="Arial" w:eastAsia="Arial" w:hAnsi="Arial"/>
+                <w:sz w:val="20"/>
+                <w:szCs w:val="20"/>
+              </w:rPr>
+              <w:br/>
+              <w:t xml:space="preserve"/>
+            </w:r>
+            <w:r>
+              <w:rPr>
+                <w:rFonts w:ascii="Arial" w:cs="Arial" w:eastAsia="Arial" w:hAnsi="Arial"/>
+                <w:b w:val="false"/>
+                <w:bCs w:val="false"/>
+                <w:i w:val="false"/>
+                <w:iCs w:val="false"/>
+                <w:color w:val="000000"/>
+                <w:sz w:val="20"/>
+                <w:szCs w:val="20"/>
+              </w:rPr>
+              <w:t xml:space="preserve">    • Demo of a previous student project (3-5 minutes, if available)</w:t>
+            </w:r>
+            <w:r>
+              <w:rPr>
+                <w:rFonts w:ascii="Arial" w:cs="Arial" w:eastAsia="Arial" w:hAnsi="Arial"/>
+                <w:sz w:val="20"/>
+                <w:szCs w:val="20"/>
+              </w:rPr>
+              <w:br/>
+              <w:t xml:space="preserve"/>
+            </w:r>
+            <w:r>
+              <w:rPr>
+                <w:rFonts w:ascii="Arial" w:cs="Arial" w:eastAsia="Arial" w:hAnsi="Arial"/>
+                <w:b w:val="false"/>
+                <w:bCs w:val="false"/>
+                <w:i w:val="false"/>
+                <w:iCs w:val="false"/>
+                <w:color w:val="000000"/>
+                <w:sz w:val="20"/>
+                <w:szCs w:val="20"/>
+              </w:rPr>
+              <w:t xml:space="preserve">    • Quick Q&amp;A about scope and expectations</w:t>
+            </w:r>
+            <w:r>
+              <w:rPr>
+                <w:rFonts w:ascii="Arial" w:cs="Arial" w:eastAsia="Arial" w:hAnsi="Arial"/>
+                <w:sz w:val="20"/>
+                <w:szCs w:val="20"/>
+              </w:rPr>
+              <w:br/>
+              <w:t xml:space="preserve"/>
+            </w:r>
+            <w:r>
+              <w:rPr>
+                <w:rFonts w:ascii="Arial" w:cs="Arial" w:eastAsia="Arial" w:hAnsi="Arial"/>
+                <w:b w:val="false"/>
+                <w:bCs w:val="false"/>
+                <w:i w:val="false"/>
+                <w:iCs w:val="false"/>
+                <w:color w:val="000000"/>
+                <w:sz w:val="20"/>
+                <w:szCs w:val="20"/>
+              </w:rPr>
+              <w:t xml:space="preserve">    • Teacher walks through each of the 5 project options (see below)</w:t>
+            </w:r>
+            <w:r>
+              <w:rPr>
+                <w:rFonts w:ascii="Arial" w:cs="Arial" w:eastAsia="Arial" w:hAnsi="Arial"/>
+                <w:sz w:val="20"/>
+                <w:szCs w:val="20"/>
+              </w:rPr>
+              <w:br/>
+              <w:t xml:space="preserve"/>
+            </w:r>
+            <w:r>
+              <w:rPr>
+                <w:rFonts w:ascii="Arial" w:cs="Arial" w:eastAsia="Arial" w:hAnsi="Arial"/>
+                <w:b w:val="false"/>
+                <w:bCs w:val="false"/>
+                <w:i w:val="false"/>
+                <w:iCs w:val="false"/>
+                <w:color w:val="000000"/>
+                <w:sz w:val="20"/>
+                <w:szCs w:val="20"/>
+              </w:rPr>
+              <w:t xml:space="preserve">    • For each option: show scope, tech stack required, example features, and why it's a good capstone choice</w:t>
+            </w:r>
+            <w:r>
+              <w:rPr>
+                <w:rFonts w:ascii="Arial" w:cs="Arial" w:eastAsia="Arial" w:hAnsi="Arial"/>
+                <w:sz w:val="20"/>
+                <w:szCs w:val="20"/>
+              </w:rPr>
+              <w:br/>
+              <w:t xml:space="preserve"/>
+            </w:r>
+            <w:r>
+              <w:rPr>
+                <w:rFonts w:ascii="Arial" w:cs="Arial" w:eastAsia="Arial" w:hAnsi="Arial"/>
+                <w:b w:val="false"/>
+                <w:bCs w:val="false"/>
+                <w:i w:val="false"/>
+                <w:iCs w:val="false"/>
+                <w:color w:val="000000"/>
+                <w:sz w:val="20"/>
+                <w:szCs w:val="20"/>
+              </w:rPr>
+              <w:t xml:space="preserve">    • Emphasize: You will choose ONE project to work on for the next 25 days.</w:t>
+            </w:r>
+            <w:r>
+              <w:rPr>
+                <w:rFonts w:ascii="Arial" w:cs="Arial" w:eastAsia="Arial" w:hAnsi="Arial"/>
+                <w:sz w:val="20"/>
+                <w:szCs w:val="20"/>
+              </w:rPr>
+              <w:br/>
+              <w:t xml:space="preserve"/>
+            </w:r>
+            <w:r>
+              <w:rPr>
+                <w:rFonts w:ascii="Arial" w:cs="Arial" w:eastAsia="Arial" w:hAnsi="Arial"/>
+                <w:b w:val="false"/>
+                <w:bCs w:val="false"/>
+                <w:i w:val="false"/>
+                <w:iCs w:val="false"/>
+                <w:color w:val="000000"/>
+                <w:sz w:val="20"/>
+                <w:szCs w:val="20"/>
+              </w:rPr>
+              <w:t xml:space="preserve">    • Review the Project Rubric (see below)</w:t>
+            </w:r>
+            <w:r>
+              <w:rPr>
+                <w:rFonts w:ascii="Arial" w:cs="Arial" w:eastAsia="Arial" w:hAnsi="Arial"/>
+                <w:sz w:val="20"/>
+                <w:szCs w:val="20"/>
+              </w:rPr>
+              <w:br/>
+              <w:t xml:space="preserve"/>
+            </w:r>
+            <w:r>
+              <w:rPr>
+                <w:rFonts w:ascii="Arial" w:cs="Arial" w:eastAsia="Arial" w:hAnsi="Arial"/>
+                <w:b w:val="false"/>
+                <w:bCs w:val="false"/>
+                <w:i w:val="false"/>
+                <w:iCs w:val="false"/>
+                <w:color w:val="000000"/>
+                <w:sz w:val="20"/>
+                <w:szCs w:val="20"/>
+              </w:rPr>
+              <w:t xml:space="preserve">    • Walk through: code quality, features, documentation, presentation</w:t>
+            </w:r>
+            <w:r>
+              <w:rPr>
+                <w:rFonts w:ascii="Arial" w:cs="Arial" w:eastAsia="Arial" w:hAnsi="Arial"/>
+                <w:sz w:val="20"/>
+                <w:szCs w:val="20"/>
+              </w:rPr>
+              <w:br/>
+              <w:t xml:space="preserve"/>
+            </w:r>
+            <w:r>
+              <w:rPr>
+                <w:rFonts w:ascii="Arial" w:cs="Arial" w:eastAsia="Arial" w:hAnsi="Arial"/>
+                <w:sz w:val="20"/>
+                <w:szCs w:val="20"/>
+              </w:rPr>
+              <w:br/>
+              <w:t xml:space="preserve"/>
+            </w:r>
+            <w:r>
+              <w:rPr>
+                <w:rFonts w:ascii="Arial" w:cs="Arial" w:eastAsia="Arial" w:hAnsi="Arial"/>
+                <w:b/>
+                <w:bCs/>
+                <w:i w:val="false"/>
+                <w:iCs w:val="false"/>
+                <w:color w:val="000000"/>
+                <w:sz w:val="20"/>
+                <w:szCs w:val="20"/>
+              </w:rPr>
+              <w:t xml:space="preserve">Vocabulary: </w:t>
+            </w:r>
+            <w:r>
+              <w:rPr>
+                <w:rFonts w:ascii="Arial" w:cs="Arial" w:eastAsia="Arial" w:hAnsi="Arial"/>
+                <w:b w:val="false"/>
+                <w:bCs w:val="false"/>
+                <w:i w:val="false"/>
+                <w:iCs w:val="false"/>
+                <w:color w:val="000000"/>
+                <w:sz w:val="20"/>
+                <w:szCs w:val="20"/>
+              </w:rPr>
+              <w:t xml:space="preserve">Minutes 0-10, Minutes 10-40, Project Options Presentation, Minutes 40-55, Rubric and Expectations</w:t>
+            </w:r>
+            <w:r>
+              <w:rPr>
+                <w:rFonts w:ascii="Arial" w:cs="Arial" w:eastAsia="Arial" w:hAnsi="Arial"/>
+                <w:sz w:val="20"/>
+                <w:szCs w:val="20"/>
+              </w:rPr>
+              <w:br/>
+              <w:t xml:space="preserve"/>
+            </w:r>
+            <w:r>
+              <w:rPr>
+                <w:rFonts w:ascii="Arial" w:cs="Arial" w:eastAsia="Arial" w:hAnsi="Arial"/>
+                <w:sz w:val="20"/>
+                <w:szCs w:val="20"/>
+              </w:rPr>
+              <w:br/>
+              <w:t xml:space="preserve"/>
+            </w:r>
+            <w:r>
+              <w:rPr>
+                <w:rFonts w:ascii="Arial" w:cs="Arial" w:eastAsia="Arial" w:hAnsi="Arial"/>
                 <w:b/>
                 <w:bCs/>
                 <w:i/>
@@ -561,7 +931,7 @@
                 <w:sz w:val="20"/>
                 <w:szCs w:val="20"/>
               </w:rPr>
-              <w:t xml:space="preserve">15–20 min</w:t>
+              <w:t xml:space="preserve">15 min</w:t>
             </w:r>
           </w:p>
         </w:tc>
@@ -596,7 +966,16 @@
                 <w:sz w:val="22"/>
                 <w:szCs w:val="22"/>
               </w:rPr>
-              <w:t xml:space="preserve">Independent Practice / Code Along</w:t>
+              <w:t xml:space="preserve">Guided Practice</w:t>
+            </w:r>
+            <w:r>
+              <w:rPr>
+                <w:rFonts w:ascii="Arial" w:cs="Arial" w:eastAsia="Arial" w:hAnsi="Arial"/>
+                <w:sz w:val="20"/>
+                <w:szCs w:val="20"/>
+              </w:rPr>
+              <w:br/>
+              <w:t xml:space="preserve"/>
             </w:r>
             <w:r>
               <w:rPr>
@@ -618,7 +997,7 @@
                 <w:sz w:val="20"/>
                 <w:szCs w:val="20"/>
               </w:rPr>
-              <w:t xml:space="preserve">    Work through problems from the day's exercise set.</w:t>
+              <w:t xml:space="preserve">All projects must include:</w:t>
             </w:r>
             <w:r>
               <w:rPr>
@@ -649,7 +1028,7 @@
                 <w:sz w:val="20"/>
                 <w:szCs w:val="20"/>
               </w:rPr>
-              <w:t xml:space="preserve">→ Teacher circulates — offer hints, check for understanding.</w:t>
+              <w:t xml:space="preserve">→ Teacher models — students try alongside, then compare results.</w:t>
             </w:r>
           </w:p>
         </w:tc>
@@ -680,7 +1059,7 @@
                 <w:sz w:val="20"/>
                 <w:szCs w:val="20"/>
               </w:rPr>
-              <w:t xml:space="preserve">5 min</w:t>
+              <w:t xml:space="preserve">15–20 min</w:t>
             </w:r>
           </w:p>
         </w:tc>
@@ -715,25 +1094,29 @@
                 <w:sz w:val="22"/>
                 <w:szCs w:val="22"/>
               </w:rPr>
-              <w:t xml:space="preserve">Exit Ticket / Wrap-Up</w:t>
-            </w:r>
-            <w:r>
-              <w:rPr>
-                <w:rFonts w:ascii="Arial" w:cs="Arial" w:eastAsia="Arial" w:hAnsi="Arial"/>
-                <w:sz w:val="20"/>
-                <w:szCs w:val="20"/>
-              </w:rPr>
-              <w:br/>
-              <w:t xml:space="preserve"/>
-            </w:r>
-            <w:r>
-              <w:rPr>
-                <w:rFonts w:ascii="Arial" w:cs="Arial" w:eastAsia="Arial" w:hAnsi="Arial"/>
-                <w:sz w:val="20"/>
-                <w:szCs w:val="20"/>
-              </w:rPr>
-              <w:br/>
-              <w:t xml:space="preserve"/>
+              <w:t xml:space="preserve">Independent Practice / Code Along</w:t>
+            </w:r>
+            <w:r>
+              <w:rPr>
+                <w:rFonts w:ascii="Arial" w:cs="Arial" w:eastAsia="Arial" w:hAnsi="Arial"/>
+                <w:sz w:val="20"/>
+                <w:szCs w:val="20"/>
+              </w:rPr>
+              <w:br/>
+              <w:t xml:space="preserve"/>
+            </w:r>
+            <w:r>
+              <w:rPr>
+                <w:rFonts w:ascii="Arial" w:cs="Arial" w:eastAsia="Arial" w:hAnsi="Arial"/>
+                <w:b/>
+                <w:bCs/>
+                <w:i w:val="false"/>
+                <w:iCs w:val="false"/>
+                <w:color w:val="000000"/>
+                <w:sz w:val="20"/>
+                <w:szCs w:val="20"/>
+              </w:rPr>
+              <w:t xml:space="preserve">    Beginner: </w:t>
             </w:r>
             <w:r>
               <w:rPr>
@@ -746,7 +1129,77 @@
                 <w:sz w:val="20"/>
                 <w:szCs w:val="20"/>
               </w:rPr>
-              <w:t xml:space="preserve">Name one new thing you learned about Capstone Project Introduction today and one question you still have.</w:t>
+              <w:t xml:space="preserve">Load data from CSV or JSON file</w:t>
+            </w:r>
+            <w:r>
+              <w:rPr>
+                <w:rFonts w:ascii="Arial" w:cs="Arial" w:eastAsia="Arial" w:hAnsi="Arial"/>
+                <w:sz w:val="20"/>
+                <w:szCs w:val="20"/>
+              </w:rPr>
+              <w:br/>
+              <w:t xml:space="preserve"/>
+            </w:r>
+            <w:r>
+              <w:rPr>
+                <w:rFonts w:ascii="Arial" w:cs="Arial" w:eastAsia="Arial" w:hAnsi="Arial"/>
+                <w:b/>
+                <w:bCs/>
+                <w:i w:val="false"/>
+                <w:iCs w:val="false"/>
+                <w:color w:val="000000"/>
+                <w:sz w:val="20"/>
+                <w:szCs w:val="20"/>
+              </w:rPr>
+              <w:t xml:space="preserve">    Intermediate: </w:t>
+            </w:r>
+            <w:r>
+              <w:rPr>
+                <w:rFonts w:ascii="Arial" w:cs="Arial" w:eastAsia="Arial" w:hAnsi="Arial"/>
+                <w:b w:val="false"/>
+                <w:bCs w:val="false"/>
+                <w:i w:val="false"/>
+                <w:iCs w:val="false"/>
+                <w:color w:val="000000"/>
+                <w:sz w:val="20"/>
+                <w:szCs w:val="20"/>
+              </w:rPr>
+              <w:t xml:space="preserve">Compute summary statistics (mean, median, min, max, count)</w:t>
+            </w:r>
+            <w:r>
+              <w:rPr>
+                <w:rFonts w:ascii="Arial" w:cs="Arial" w:eastAsia="Arial" w:hAnsi="Arial"/>
+                <w:sz w:val="20"/>
+                <w:szCs w:val="20"/>
+              </w:rPr>
+              <w:br/>
+              <w:t xml:space="preserve"/>
+            </w:r>
+            <w:r>
+              <w:rPr>
+                <w:rFonts w:ascii="Arial" w:cs="Arial" w:eastAsia="Arial" w:hAnsi="Arial"/>
+                <w:b/>
+                <w:bCs/>
+                <w:i w:val="false"/>
+                <w:iCs w:val="false"/>
+                <w:color w:val="000000"/>
+                <w:sz w:val="20"/>
+                <w:szCs w:val="20"/>
+              </w:rPr>
+              <w:t xml:space="preserve">    Challenge: </w:t>
+            </w:r>
+            <w:r>
+              <w:rPr>
+                <w:rFonts w:ascii="Arial" w:cs="Arial" w:eastAsia="Arial" w:hAnsi="Arial"/>
+                <w:b w:val="false"/>
+                <w:bCs w:val="false"/>
+                <w:i w:val="false"/>
+                <w:iCs w:val="false"/>
+                <w:color w:val="000000"/>
+                <w:sz w:val="20"/>
+                <w:szCs w:val="20"/>
+              </w:rPr>
+              <w:t xml:space="preserve">Filter or search data by field</w:t>
             </w:r>
             <w:r>
               <w:rPr>
@@ -777,6 +1230,134 @@
                 <w:sz w:val="20"/>
                 <w:szCs w:val="20"/>
               </w:rPr>
+              <w:t xml:space="preserve">→ Teacher circulates — offer hints, check for understanding.</w:t>
+            </w:r>
+          </w:p>
+        </w:tc>
+      </w:tr>
+      <w:tr>
+        <w:tc>
+          <w:tcPr>
+            <w:tcW w:type="dxa" w:w="1800"/>
+            <w:tcBorders>
+              <w:top w:val="single" w:color="CCCCCC" w:sz="1"/>
+              <w:left w:val="single" w:color="CCCCCC" w:sz="1"/>
+              <w:bottom w:val="single" w:color="CCCCCC" w:sz="1"/>
+              <w:right w:val="single" w:color="CCCCCC" w:sz="1"/>
+            </w:tcBorders>
+            <w:tcMar>
+              <w:top w:type="dxa" w:w="80"/>
+              <w:left w:type="dxa" w:w="120"/>
+              <w:bottom w:type="dxa" w:w="80"/>
+              <w:right w:type="dxa" w:w="120"/>
+            </w:tcMar>
+          </w:tcPr>
+          <w:p>
+            <w:r>
+              <w:rPr>
+                <w:rFonts w:ascii="Arial" w:cs="Arial" w:eastAsia="Arial" w:hAnsi="Arial"/>
+                <w:b/>
+                <w:bCs/>
+                <w:sz w:val="20"/>
+                <w:szCs w:val="20"/>
+              </w:rPr>
+              <w:t xml:space="preserve">5 min</w:t>
+            </w:r>
+          </w:p>
+        </w:tc>
+        <w:tc>
+          <w:tcPr>
+            <w:tcW w:type="dxa" w:w="7560"/>
+            <w:tcBorders>
+              <w:top w:val="single" w:color="CCCCCC" w:sz="1"/>
+              <w:left w:val="single" w:color="CCCCCC" w:sz="1"/>
+              <w:bottom w:val="single" w:color="CCCCCC" w:sz="1"/>
+              <w:right w:val="single" w:color="CCCCCC" w:sz="1"/>
+            </w:tcBorders>
+            <w:tcMar>
+              <w:top w:type="dxa" w:w="80"/>
+              <w:left w:type="dxa" w:w="120"/>
+              <w:bottom w:type="dxa" w:w="80"/>
+              <w:right w:type="dxa" w:w="120"/>
+            </w:tcMar>
+          </w:tcPr>
+          <w:p>
+            <w:pPr>
+              <w:spacing w:after="80" w:before="80"/>
+            </w:pPr>
+            <w:r>
+              <w:rPr>
+                <w:rFonts w:ascii="Arial" w:cs="Arial" w:eastAsia="Arial" w:hAnsi="Arial"/>
+                <w:b/>
+                <w:bCs/>
+                <w:i w:val="false"/>
+                <w:iCs w:val="false"/>
+                <w:color w:val="000000"/>
+                <w:sz w:val="22"/>
+                <w:szCs w:val="22"/>
+              </w:rPr>
+              <w:t xml:space="preserve">Exit Ticket / Wrap-Up</w:t>
+            </w:r>
+            <w:r>
+              <w:rPr>
+                <w:rFonts w:ascii="Arial" w:cs="Arial" w:eastAsia="Arial" w:hAnsi="Arial"/>
+                <w:sz w:val="20"/>
+                <w:szCs w:val="20"/>
+              </w:rPr>
+              <w:br/>
+              <w:t xml:space="preserve"/>
+            </w:r>
+            <w:r>
+              <w:rPr>
+                <w:rFonts w:ascii="Arial" w:cs="Arial" w:eastAsia="Arial" w:hAnsi="Arial"/>
+                <w:sz w:val="20"/>
+                <w:szCs w:val="20"/>
+              </w:rPr>
+              <w:br/>
+              <w:t xml:space="preserve"/>
+            </w:r>
+            <w:r>
+              <w:rPr>
+                <w:rFonts w:ascii="Arial" w:cs="Arial" w:eastAsia="Arial" w:hAnsi="Arial"/>
+                <w:b w:val="false"/>
+                <w:bCs w:val="false"/>
+                <w:i w:val="false"/>
+                <w:iCs w:val="false"/>
+                <w:color w:val="000000"/>
+                <w:sz w:val="20"/>
+                <w:szCs w:val="20"/>
+              </w:rPr>
+              <w:t xml:space="preserve">Name one new thing you learned about Capstone Project Introduction today and one question you still have.</w:t>
+            </w:r>
+            <w:r>
+              <w:rPr>
+                <w:rFonts w:ascii="Arial" w:cs="Arial" w:eastAsia="Arial" w:hAnsi="Arial"/>
+                <w:sz w:val="20"/>
+                <w:szCs w:val="20"/>
+              </w:rPr>
+              <w:br/>
+              <w:t xml:space="preserve"/>
+            </w:r>
+            <w:r>
+              <w:rPr>
+                <w:rFonts w:ascii="Arial" w:cs="Arial" w:eastAsia="Arial" w:hAnsi="Arial"/>
+                <w:sz w:val="20"/>
+                <w:szCs w:val="20"/>
+              </w:rPr>
+              <w:br/>
+              <w:t xml:space="preserve"/>
+            </w:r>
+            <w:r>
+              <w:rPr>
+                <w:rFonts w:ascii="Arial" w:cs="Arial" w:eastAsia="Arial" w:hAnsi="Arial"/>
+                <w:b w:val="false"/>
+                <w:bCs w:val="false"/>
+                <w:i/>
+                <w:iCs/>
+                <w:color w:val="555555"/>
+                <w:sz w:val="20"/>
+                <w:szCs w:val="20"/>
+              </w:rPr>
               <w:t xml:space="preserve">→ 3–2–1: Name 3 things learned, 2 new vocab words, 1 question you still have.</w:t>
             </w:r>
           </w:p>
@@ -787,6 +1368,1025 @@
       <w:pPr>
         <w:spacing w:after="200"/>
       </w:pPr>
+    </w:p>
+    <w:p>
+      <w:pPr>
+        <w:pBdr>
+          <w:bottom w:val="single" w:color="1B7A4A" w:sz="4" w:space="4"/>
+        </w:pBdr>
+        <w:spacing w:after="100" w:before="120"/>
+      </w:pPr>
+      <w:r>
+        <w:rPr>
+          <w:rFonts w:ascii="Arial" w:cs="Arial" w:eastAsia="Arial" w:hAnsi="Arial"/>
+          <w:b/>
+          <w:bCs/>
+          <w:color w:val="1B7A4A"/>
+          <w:sz w:val="24"/>
+          <w:szCs w:val="24"/>
+        </w:rPr>
+        <w:t xml:space="preserve">Key Concepts</w:t>
+      </w:r>
+    </w:p>
+    <w:p>
+      <w:pPr>
+        <w:spacing w:after="60"/>
+      </w:pPr>
+      <w:r>
+        <w:rPr>
+          <w:rFonts w:ascii="Arial" w:cs="Arial" w:eastAsia="Arial" w:hAnsi="Arial"/>
+          <w:sz w:val="20"/>
+          <w:szCs w:val="20"/>
+        </w:rPr>
+        <w:t xml:space="preserve">The capstone is your chance to apply everything you've learned in Units 1–6 to build a real, complete application. Today you'll learn about your options, the requirements, and what success looks like. By the end of class, you'll be excited and ready to start planning your project.</w:t>
+      </w:r>
+    </w:p>
+    <w:p>
+      <w:pPr>
+        <w:spacing w:after="60"/>
+      </w:pPr>
+      <w:r>
+        <w:rPr>
+          <w:rFonts w:ascii="Arial" w:cs="Arial" w:eastAsia="Arial" w:hAnsi="Arial"/>
+          <w:sz w:val="20"/>
+          <w:szCs w:val="20"/>
+        </w:rPr>
+        <w:t xml:space="preserve">Minutes 0-10: Opening: What is a Capstone?</w:t>
+      </w:r>
+    </w:p>
+    <w:p>
+      <w:pPr>
+        <w:spacing w:after="60"/>
+        <w:ind w:left="360"/>
+      </w:pPr>
+      <w:r>
+        <w:rPr>
+          <w:rFonts w:ascii="Arial" w:cs="Arial" w:eastAsia="Arial" w:hAnsi="Arial"/>
+          <w:sz w:val="20"/>
+          <w:szCs w:val="20"/>
+        </w:rPr>
+        <w:t xml:space="preserve">• </w:t>
+      </w:r>
+      <w:r>
+        <w:rPr>
+          <w:rFonts w:ascii="Arial" w:cs="Arial" w:eastAsia="Arial" w:hAnsi="Arial"/>
+          <w:sz w:val="20"/>
+          <w:szCs w:val="20"/>
+        </w:rPr>
+        <w:t xml:space="preserve">Teacher introduction: capstone as applied learning, real software development</w:t>
+      </w:r>
+    </w:p>
+    <w:p>
+      <w:pPr>
+        <w:spacing w:after="60"/>
+        <w:ind w:left="360"/>
+      </w:pPr>
+      <w:r>
+        <w:rPr>
+          <w:rFonts w:ascii="Arial" w:cs="Arial" w:eastAsia="Arial" w:hAnsi="Arial"/>
+          <w:sz w:val="20"/>
+          <w:szCs w:val="20"/>
+        </w:rPr>
+        <w:t xml:space="preserve">• </w:t>
+      </w:r>
+      <w:r>
+        <w:rPr>
+          <w:rFonts w:ascii="Arial" w:cs="Arial" w:eastAsia="Arial" w:hAnsi="Arial"/>
+          <w:sz w:val="20"/>
+          <w:szCs w:val="20"/>
+        </w:rPr>
+        <w:t xml:space="preserve">Demo of a previous student project (3-5 minutes, if available)</w:t>
+      </w:r>
+    </w:p>
+    <w:p>
+      <w:pPr>
+        <w:spacing w:after="60"/>
+        <w:ind w:left="360"/>
+      </w:pPr>
+      <w:r>
+        <w:rPr>
+          <w:rFonts w:ascii="Arial" w:cs="Arial" w:eastAsia="Arial" w:hAnsi="Arial"/>
+          <w:sz w:val="20"/>
+          <w:szCs w:val="20"/>
+        </w:rPr>
+        <w:t xml:space="preserve">• </w:t>
+      </w:r>
+      <w:r>
+        <w:rPr>
+          <w:rFonts w:ascii="Arial" w:cs="Arial" w:eastAsia="Arial" w:hAnsi="Arial"/>
+          <w:sz w:val="20"/>
+          <w:szCs w:val="20"/>
+        </w:rPr>
+        <w:t xml:space="preserve">Quick Q&amp;A about scope and expectations</w:t>
+      </w:r>
+    </w:p>
+    <w:p>
+      <w:pPr>
+        <w:spacing w:after="60"/>
+      </w:pPr>
+      <w:r>
+        <w:rPr>
+          <w:rFonts w:ascii="Arial" w:cs="Arial" w:eastAsia="Arial" w:hAnsi="Arial"/>
+          <w:sz w:val="20"/>
+          <w:szCs w:val="20"/>
+        </w:rPr>
+        <w:t xml:space="preserve">Minutes 10-40: Project Options Presentation</w:t>
+      </w:r>
+    </w:p>
+    <w:p>
+      <w:pPr>
+        <w:spacing w:after="60"/>
+        <w:ind w:left="360"/>
+      </w:pPr>
+      <w:r>
+        <w:rPr>
+          <w:rFonts w:ascii="Arial" w:cs="Arial" w:eastAsia="Arial" w:hAnsi="Arial"/>
+          <w:sz w:val="20"/>
+          <w:szCs w:val="20"/>
+        </w:rPr>
+        <w:t xml:space="preserve">• </w:t>
+      </w:r>
+      <w:r>
+        <w:rPr>
+          <w:rFonts w:ascii="Arial" w:cs="Arial" w:eastAsia="Arial" w:hAnsi="Arial"/>
+          <w:sz w:val="20"/>
+          <w:szCs w:val="20"/>
+        </w:rPr>
+        <w:t xml:space="preserve">Teacher walks through each of the 5 project options (see below)</w:t>
+      </w:r>
+    </w:p>
+    <w:p>
+      <w:pPr>
+        <w:spacing w:after="60"/>
+        <w:ind w:left="360"/>
+      </w:pPr>
+      <w:r>
+        <w:rPr>
+          <w:rFonts w:ascii="Arial" w:cs="Arial" w:eastAsia="Arial" w:hAnsi="Arial"/>
+          <w:sz w:val="20"/>
+          <w:szCs w:val="20"/>
+        </w:rPr>
+        <w:t xml:space="preserve">• </w:t>
+      </w:r>
+      <w:r>
+        <w:rPr>
+          <w:rFonts w:ascii="Arial" w:cs="Arial" w:eastAsia="Arial" w:hAnsi="Arial"/>
+          <w:sz w:val="20"/>
+          <w:szCs w:val="20"/>
+        </w:rPr>
+        <w:t xml:space="preserve">For each option: show scope, tech stack required, example features, and why it's a good capstone choice</w:t>
+      </w:r>
+    </w:p>
+    <w:p>
+      <w:pPr>
+        <w:spacing w:after="60"/>
+        <w:ind w:left="360"/>
+      </w:pPr>
+      <w:r>
+        <w:rPr>
+          <w:rFonts w:ascii="Arial" w:cs="Arial" w:eastAsia="Arial" w:hAnsi="Arial"/>
+          <w:sz w:val="20"/>
+          <w:szCs w:val="20"/>
+        </w:rPr>
+        <w:t xml:space="preserve">• </w:t>
+      </w:r>
+      <w:r>
+        <w:rPr>
+          <w:rFonts w:ascii="Arial" w:cs="Arial" w:eastAsia="Arial" w:hAnsi="Arial"/>
+          <w:sz w:val="20"/>
+          <w:szCs w:val="20"/>
+        </w:rPr>
+        <w:t xml:space="preserve">Emphasize: You will choose ONE project to work on for the next 25 days.</w:t>
+      </w:r>
+    </w:p>
+    <w:p>
+      <w:pPr>
+        <w:spacing w:after="60"/>
+      </w:pPr>
+      <w:r>
+        <w:rPr>
+          <w:rFonts w:ascii="Arial" w:cs="Arial" w:eastAsia="Arial" w:hAnsi="Arial"/>
+          <w:sz w:val="20"/>
+          <w:szCs w:val="20"/>
+        </w:rPr>
+        <w:t xml:space="preserve">Minutes 40-55: Rubric and Expectations</w:t>
+      </w:r>
+    </w:p>
+    <w:p>
+      <w:pPr>
+        <w:spacing w:after="60"/>
+        <w:ind w:left="360"/>
+      </w:pPr>
+      <w:r>
+        <w:rPr>
+          <w:rFonts w:ascii="Arial" w:cs="Arial" w:eastAsia="Arial" w:hAnsi="Arial"/>
+          <w:sz w:val="20"/>
+          <w:szCs w:val="20"/>
+        </w:rPr>
+        <w:t xml:space="preserve">• </w:t>
+      </w:r>
+      <w:r>
+        <w:rPr>
+          <w:rFonts w:ascii="Arial" w:cs="Arial" w:eastAsia="Arial" w:hAnsi="Arial"/>
+          <w:sz w:val="20"/>
+          <w:szCs w:val="20"/>
+        </w:rPr>
+        <w:t xml:space="preserve">Review the Project Rubric (see below)</w:t>
+      </w:r>
+    </w:p>
+    <w:p>
+      <w:pPr>
+        <w:spacing w:after="60"/>
+        <w:ind w:left="360"/>
+      </w:pPr>
+      <w:r>
+        <w:rPr>
+          <w:rFonts w:ascii="Arial" w:cs="Arial" w:eastAsia="Arial" w:hAnsi="Arial"/>
+          <w:sz w:val="20"/>
+          <w:szCs w:val="20"/>
+        </w:rPr>
+        <w:t xml:space="preserve">• </w:t>
+      </w:r>
+      <w:r>
+        <w:rPr>
+          <w:rFonts w:ascii="Arial" w:cs="Arial" w:eastAsia="Arial" w:hAnsi="Arial"/>
+          <w:sz w:val="20"/>
+          <w:szCs w:val="20"/>
+        </w:rPr>
+        <w:t xml:space="preserve">Walk through: code quality, features, documentation, presentation</w:t>
+      </w:r>
+    </w:p>
+    <w:p>
+      <w:pPr>
+        <w:spacing w:after="60"/>
+        <w:ind w:left="360"/>
+      </w:pPr>
+      <w:r>
+        <w:rPr>
+          <w:rFonts w:ascii="Arial" w:cs="Arial" w:eastAsia="Arial" w:hAnsi="Arial"/>
+          <w:sz w:val="20"/>
+          <w:szCs w:val="20"/>
+        </w:rPr>
+        <w:t xml:space="preserve">• </w:t>
+      </w:r>
+      <w:r>
+        <w:rPr>
+          <w:rFonts w:ascii="Arial" w:cs="Arial" w:eastAsia="Arial" w:hAnsi="Arial"/>
+          <w:sz w:val="20"/>
+          <w:szCs w:val="20"/>
+        </w:rPr>
+        <w:t xml:space="preserve">Show examples of "excellent," "good," and "needs work"</w:t>
+      </w:r>
+    </w:p>
+    <w:p>
+      <w:pPr>
+        <w:spacing w:after="60"/>
+        <w:ind w:left="360"/>
+      </w:pPr>
+      <w:r>
+        <w:rPr>
+          <w:rFonts w:ascii="Arial" w:cs="Arial" w:eastAsia="Arial" w:hAnsi="Arial"/>
+          <w:sz w:val="20"/>
+          <w:szCs w:val="20"/>
+        </w:rPr>
+        <w:t xml:space="preserve">• </w:t>
+      </w:r>
+      <w:r>
+        <w:rPr>
+          <w:rFonts w:ascii="Arial" w:cs="Arial" w:eastAsia="Arial" w:hAnsi="Arial"/>
+          <w:sz w:val="20"/>
+          <w:szCs w:val="20"/>
+        </w:rPr>
+        <w:t xml:space="preserve">Clarify deliverables: working code + README + presentation</w:t>
+      </w:r>
+    </w:p>
+    <w:p>
+      <w:pPr>
+        <w:spacing w:after="160"/>
+      </w:pPr>
+    </w:p>
+    <w:p>
+      <w:pPr>
+        <w:pBdr>
+          <w:bottom w:val="single" w:color="1B7A4A" w:sz="4" w:space="4"/>
+        </w:pBdr>
+        <w:spacing w:after="100" w:before="120"/>
+      </w:pPr>
+      <w:r>
+        <w:rPr>
+          <w:rFonts w:ascii="Arial" w:cs="Arial" w:eastAsia="Arial" w:hAnsi="Arial"/>
+          <w:b/>
+          <w:bCs/>
+          <w:color w:val="1B7A4A"/>
+          <w:sz w:val="24"/>
+          <w:szCs w:val="24"/>
+        </w:rPr>
+        <w:t xml:space="preserve">Guided Practice</w:t>
+      </w:r>
+    </w:p>
+    <w:p>
+      <w:pPr>
+        <w:spacing w:after="60"/>
+      </w:pPr>
+      <w:r>
+        <w:rPr>
+          <w:rFonts w:ascii="Arial" w:cs="Arial" w:eastAsia="Arial" w:hAnsi="Arial"/>
+          <w:sz w:val="20"/>
+          <w:szCs w:val="20"/>
+        </w:rPr>
+        <w:t xml:space="preserve">All projects must include:</w:t>
+      </w:r>
+    </w:p>
+    <w:p>
+      <w:pPr>
+        <w:spacing w:after="60"/>
+      </w:pPr>
+      <w:r>
+        <w:rPr>
+          <w:rFonts w:ascii="Arial" w:cs="Arial" w:eastAsia="Arial" w:hAnsi="Arial"/>
+          <w:sz w:val="20"/>
+          <w:szCs w:val="20"/>
+        </w:rPr>
+        <w:t xml:space="preserve">1. Working Code — Runs without errors, core features function as specified</w:t>
+      </w:r>
+    </w:p>
+    <w:p>
+      <w:pPr>
+        <w:spacing w:after="60"/>
+      </w:pPr>
+      <w:r>
+        <w:rPr>
+          <w:rFonts w:ascii="Arial" w:cs="Arial" w:eastAsia="Arial" w:hAnsi="Arial"/>
+          <w:sz w:val="20"/>
+          <w:szCs w:val="20"/>
+        </w:rPr>
+        <w:t xml:space="preserve">2. Code Quality — Clear variable/function names, comments, proper structure, error handling</w:t>
+      </w:r>
+    </w:p>
+    <w:p>
+      <w:pPr>
+        <w:spacing w:after="60"/>
+      </w:pPr>
+      <w:r>
+        <w:rPr>
+          <w:rFonts w:ascii="Arial" w:cs="Arial" w:eastAsia="Arial" w:hAnsi="Arial"/>
+          <w:sz w:val="20"/>
+          <w:szCs w:val="20"/>
+        </w:rPr>
+        <w:t xml:space="preserve">3. Documentation — README file, docstrings, in-code comments</w:t>
+      </w:r>
+    </w:p>
+    <w:p>
+      <w:pPr>
+        <w:spacing w:after="60"/>
+      </w:pPr>
+      <w:r>
+        <w:rPr>
+          <w:rFonts w:ascii="Arial" w:cs="Arial" w:eastAsia="Arial" w:hAnsi="Arial"/>
+          <w:sz w:val="20"/>
+          <w:szCs w:val="20"/>
+        </w:rPr>
+        <w:t xml:space="preserve">4. Testing — Evidence of testing (manual test cases, screenshots, or written test results)</w:t>
+      </w:r>
+    </w:p>
+    <w:p>
+      <w:pPr>
+        <w:spacing w:after="60"/>
+      </w:pPr>
+      <w:r>
+        <w:rPr>
+          <w:rFonts w:ascii="Arial" w:cs="Arial" w:eastAsia="Arial" w:hAnsi="Arial"/>
+          <w:sz w:val="20"/>
+          <w:szCs w:val="20"/>
+        </w:rPr>
+        <w:t xml:space="preserve">5. Presentation — 5–7 minute demo or slides explaining your project and process</w:t>
+      </w:r>
+    </w:p>
+    <w:p>
+      <w:pPr>
+        <w:spacing w:after="60"/>
+      </w:pPr>
+      <w:r>
+        <w:rPr>
+          <w:rFonts w:ascii="Arial" w:cs="Arial" w:eastAsia="Arial" w:hAnsi="Arial"/>
+          <w:sz w:val="20"/>
+          <w:szCs w:val="20"/>
+        </w:rPr>
+        <w:t xml:space="preserve">Code Functionality (25 points)</w:t>
+      </w:r>
+    </w:p>
+    <w:p>
+      <w:pPr>
+        <w:spacing w:after="60"/>
+      </w:pPr>
+      <w:r>
+        <w:rPr>
+          <w:rFonts w:ascii="Arial" w:cs="Arial" w:eastAsia="Arial" w:hAnsi="Arial"/>
+          <w:sz w:val="20"/>
+          <w:szCs w:val="20"/>
+        </w:rPr>
+        <w:t xml:space="preserve">- 25: All required features work perfectly; edge cases handled</w:t>
+      </w:r>
+    </w:p>
+    <w:p>
+      <w:pPr>
+        <w:spacing w:after="60"/>
+      </w:pPr>
+      <w:r>
+        <w:rPr>
+          <w:rFonts w:ascii="Arial" w:cs="Arial" w:eastAsia="Arial" w:hAnsi="Arial"/>
+          <w:sz w:val="20"/>
+          <w:szCs w:val="20"/>
+        </w:rPr>
+        <w:t xml:space="preserve">- 20: All required features work; minor edge case issues</w:t>
+      </w:r>
+    </w:p>
+    <w:p>
+      <w:pPr>
+        <w:spacing w:after="60"/>
+      </w:pPr>
+      <w:r>
+        <w:rPr>
+          <w:rFonts w:ascii="Arial" w:cs="Arial" w:eastAsia="Arial" w:hAnsi="Arial"/>
+          <w:sz w:val="20"/>
+          <w:szCs w:val="20"/>
+        </w:rPr>
+        <w:t xml:space="preserve">- 15: Most required features work; some bugs</w:t>
+      </w:r>
+    </w:p>
+    <w:p>
+      <w:pPr>
+        <w:spacing w:after="60"/>
+      </w:pPr>
+      <w:r>
+        <w:rPr>
+          <w:rFonts w:ascii="Arial" w:cs="Arial" w:eastAsia="Arial" w:hAnsi="Arial"/>
+          <w:sz w:val="20"/>
+          <w:szCs w:val="20"/>
+        </w:rPr>
+        <w:t xml:space="preserve">- 10: Some features missing or broken</w:t>
+      </w:r>
+    </w:p>
+    <w:p>
+      <w:pPr>
+        <w:spacing w:after="60"/>
+      </w:pPr>
+      <w:r>
+        <w:rPr>
+          <w:rFonts w:ascii="Arial" w:cs="Arial" w:eastAsia="Arial" w:hAnsi="Arial"/>
+          <w:sz w:val="20"/>
+          <w:szCs w:val="20"/>
+        </w:rPr>
+        <w:t xml:space="preserve">- 5: Major features missing</w:t>
+      </w:r>
+    </w:p>
+    <w:p>
+      <w:pPr>
+        <w:spacing w:after="60"/>
+      </w:pPr>
+      <w:r>
+        <w:rPr>
+          <w:rFonts w:ascii="Arial" w:cs="Arial" w:eastAsia="Arial" w:hAnsi="Arial"/>
+          <w:sz w:val="20"/>
+          <w:szCs w:val="20"/>
+        </w:rPr>
+        <w:t xml:space="preserve">- 0: Code doesn't run</w:t>
+      </w:r>
+    </w:p>
+    <w:p>
+      <w:pPr>
+        <w:spacing w:after="60"/>
+      </w:pPr>
+      <w:r>
+        <w:rPr>
+          <w:rFonts w:ascii="Arial" w:cs="Arial" w:eastAsia="Arial" w:hAnsi="Arial"/>
+          <w:sz w:val="20"/>
+          <w:szCs w:val="20"/>
+        </w:rPr>
+        <w:t xml:space="preserve">Code Quality &amp; Design (25 points)</w:t>
+      </w:r>
+    </w:p>
+    <w:p>
+      <w:pPr>
+        <w:spacing w:after="60"/>
+      </w:pPr>
+      <w:r>
+        <w:rPr>
+          <w:rFonts w:ascii="Arial" w:cs="Arial" w:eastAsia="Arial" w:hAnsi="Arial"/>
+          <w:sz w:val="20"/>
+          <w:szCs w:val="20"/>
+        </w:rPr>
+        <w:t xml:space="preserve">- 25: Excellent OOP design, clear naming, minimal duplication, good error handling</w:t>
+      </w:r>
+    </w:p>
+    <w:p>
+      <w:pPr>
+        <w:spacing w:after="60"/>
+      </w:pPr>
+      <w:r>
+        <w:rPr>
+          <w:rFonts w:ascii="Arial" w:cs="Arial" w:eastAsia="Arial" w:hAnsi="Arial"/>
+          <w:sz w:val="20"/>
+          <w:szCs w:val="20"/>
+        </w:rPr>
+        <w:t xml:space="preserve">- 20: Good OOP design, mostly clear naming, some error handling</w:t>
+      </w:r>
+    </w:p>
+    <w:p>
+      <w:pPr>
+        <w:spacing w:after="60"/>
+      </w:pPr>
+      <w:r>
+        <w:rPr>
+          <w:rFonts w:ascii="Arial" w:cs="Arial" w:eastAsia="Arial" w:hAnsi="Arial"/>
+          <w:sz w:val="20"/>
+          <w:szCs w:val="20"/>
+        </w:rPr>
+        <w:t xml:space="preserve">- 15: Fair OOP design, some unclear naming, basic error handling</w:t>
+      </w:r>
+    </w:p>
+    <w:p>
+      <w:pPr>
+        <w:spacing w:after="60"/>
+      </w:pPr>
+      <w:r>
+        <w:rPr>
+          <w:rFonts w:ascii="Arial" w:cs="Arial" w:eastAsia="Arial" w:hAnsi="Arial"/>
+          <w:sz w:val="20"/>
+          <w:szCs w:val="20"/>
+        </w:rPr>
+        <w:t xml:space="preserve">- 10: Poor design or organization</w:t>
+      </w:r>
+    </w:p>
+    <w:p>
+      <w:pPr>
+        <w:spacing w:after="60"/>
+      </w:pPr>
+      <w:r>
+        <w:rPr>
+          <w:rFonts w:ascii="Arial" w:cs="Arial" w:eastAsia="Arial" w:hAnsi="Arial"/>
+          <w:sz w:val="20"/>
+          <w:szCs w:val="20"/>
+        </w:rPr>
+        <w:t xml:space="preserve">- 5: Minimal structure or organization</w:t>
+      </w:r>
+    </w:p>
+    <w:p>
+      <w:pPr>
+        <w:spacing w:after="60"/>
+      </w:pPr>
+      <w:r>
+        <w:rPr>
+          <w:rFonts w:ascii="Arial" w:cs="Arial" w:eastAsia="Arial" w:hAnsi="Arial"/>
+          <w:sz w:val="20"/>
+          <w:szCs w:val="20"/>
+        </w:rPr>
+        <w:t xml:space="preserve">- 0: No meaningful structure</w:t>
+      </w:r>
+    </w:p>
+    <w:p>
+      <w:pPr>
+        <w:spacing w:after="60"/>
+      </w:pPr>
+      <w:r>
+        <w:rPr>
+          <w:rFonts w:ascii="Arial" w:cs="Arial" w:eastAsia="Arial" w:hAnsi="Arial"/>
+          <w:sz w:val="20"/>
+          <w:szCs w:val="20"/>
+        </w:rPr>
+        <w:t xml:space="preserve">Documentation &amp; Comments (15 points)</w:t>
+      </w:r>
+    </w:p>
+    <w:p>
+      <w:pPr>
+        <w:spacing w:after="60"/>
+      </w:pPr>
+      <w:r>
+        <w:rPr>
+          <w:rFonts w:ascii="Arial" w:cs="Arial" w:eastAsia="Arial" w:hAnsi="Arial"/>
+          <w:sz w:val="20"/>
+          <w:szCs w:val="20"/>
+        </w:rPr>
+        <w:t xml:space="preserve">- 15: Excellent README, docstrings on all functions, comments explain "why"</w:t>
+      </w:r>
+    </w:p>
+    <w:p>
+      <w:pPr>
+        <w:spacing w:after="60"/>
+      </w:pPr>
+      <w:r>
+        <w:rPr>
+          <w:rFonts w:ascii="Arial" w:cs="Arial" w:eastAsia="Arial" w:hAnsi="Arial"/>
+          <w:sz w:val="20"/>
+          <w:szCs w:val="20"/>
+        </w:rPr>
+        <w:t xml:space="preserve">- 12: Good README, docstrings on most functions, adequate comments</w:t>
+      </w:r>
+    </w:p>
+    <w:p>
+      <w:pPr>
+        <w:spacing w:after="60"/>
+      </w:pPr>
+      <w:r>
+        <w:rPr>
+          <w:rFonts w:ascii="Arial" w:cs="Arial" w:eastAsia="Arial" w:hAnsi="Arial"/>
+          <w:sz w:val="20"/>
+          <w:szCs w:val="20"/>
+        </w:rPr>
+        <w:t xml:space="preserve">- 9: Adequate README, docstrings on some functions, basic comments</w:t>
+      </w:r>
+    </w:p>
+    <w:p>
+      <w:pPr>
+        <w:spacing w:after="60"/>
+      </w:pPr>
+      <w:r>
+        <w:rPr>
+          <w:rFonts w:ascii="Arial" w:cs="Arial" w:eastAsia="Arial" w:hAnsi="Arial"/>
+          <w:sz w:val="20"/>
+          <w:szCs w:val="20"/>
+        </w:rPr>
+        <w:t xml:space="preserve">- 6: Poor README, few docstrings, minimal comments</w:t>
+      </w:r>
+    </w:p>
+    <w:p>
+      <w:pPr>
+        <w:spacing w:after="60"/>
+      </w:pPr>
+      <w:r>
+        <w:rPr>
+          <w:rFonts w:ascii="Arial" w:cs="Arial" w:eastAsia="Arial" w:hAnsi="Arial"/>
+          <w:sz w:val="20"/>
+          <w:szCs w:val="20"/>
+        </w:rPr>
+        <w:t xml:space="preserve">- 3: Almost no documentation</w:t>
+      </w:r>
+    </w:p>
+    <w:p>
+      <w:pPr>
+        <w:spacing w:after="60"/>
+      </w:pPr>
+      <w:r>
+        <w:rPr>
+          <w:rFonts w:ascii="Arial" w:cs="Arial" w:eastAsia="Arial" w:hAnsi="Arial"/>
+          <w:sz w:val="20"/>
+          <w:szCs w:val="20"/>
+        </w:rPr>
+        <w:t xml:space="preserve">- 0: No documentation</w:t>
+      </w:r>
+    </w:p>
+    <w:p>
+      <w:pPr>
+        <w:spacing w:after="60"/>
+      </w:pPr>
+      <w:r>
+        <w:rPr>
+          <w:rFonts w:ascii="Arial" w:cs="Arial" w:eastAsia="Arial" w:hAnsi="Arial"/>
+          <w:sz w:val="20"/>
+          <w:szCs w:val="20"/>
+        </w:rPr>
+        <w:t xml:space="preserve">Testing &amp; Debugging (15 points)</w:t>
+      </w:r>
+    </w:p>
+    <w:p>
+      <w:pPr>
+        <w:spacing w:after="60"/>
+      </w:pPr>
+      <w:r>
+        <w:rPr>
+          <w:rFonts w:ascii="Arial" w:cs="Arial" w:eastAsia="Arial" w:hAnsi="Arial"/>
+          <w:sz w:val="20"/>
+          <w:szCs w:val="20"/>
+        </w:rPr>
+        <w:t xml:space="preserve">- 15: Comprehensive testing, handles errors gracefully, edge cases tested</w:t>
+      </w:r>
+    </w:p>
+    <w:p>
+      <w:pPr>
+        <w:spacing w:after="60"/>
+      </w:pPr>
+      <w:r>
+        <w:rPr>
+          <w:rFonts w:ascii="Arial" w:cs="Arial" w:eastAsia="Arial" w:hAnsi="Arial"/>
+          <w:sz w:val="20"/>
+          <w:szCs w:val="20"/>
+        </w:rPr>
+        <w:t xml:space="preserve">- 12: Good testing, most errors handled, some edge cases tested</w:t>
+      </w:r>
+    </w:p>
+    <w:p>
+      <w:pPr>
+        <w:spacing w:after="60"/>
+      </w:pPr>
+      <w:r>
+        <w:rPr>
+          <w:rFonts w:ascii="Arial" w:cs="Arial" w:eastAsia="Arial" w:hAnsi="Arial"/>
+          <w:sz w:val="20"/>
+          <w:szCs w:val="20"/>
+        </w:rPr>
+        <w:t xml:space="preserve">- 9: Basic testing, some error handling</w:t>
+      </w:r>
+    </w:p>
+    <w:p>
+      <w:pPr>
+        <w:spacing w:after="60"/>
+      </w:pPr>
+      <w:r>
+        <w:rPr>
+          <w:rFonts w:ascii="Arial" w:cs="Arial" w:eastAsia="Arial" w:hAnsi="Arial"/>
+          <w:sz w:val="20"/>
+          <w:szCs w:val="20"/>
+        </w:rPr>
+        <w:t xml:space="preserve">- 6: Minimal testing, limited error handling</w:t>
+      </w:r>
+    </w:p>
+    <w:p>
+      <w:pPr>
+        <w:spacing w:after="60"/>
+      </w:pPr>
+      <w:r>
+        <w:rPr>
+          <w:rFonts w:ascii="Arial" w:cs="Arial" w:eastAsia="Arial" w:hAnsi="Arial"/>
+          <w:sz w:val="20"/>
+          <w:szCs w:val="20"/>
+        </w:rPr>
+        <w:t xml:space="preserve">- 3: Very little testing</w:t>
+      </w:r>
+    </w:p>
+    <w:p>
+      <w:pPr>
+        <w:spacing w:after="60"/>
+      </w:pPr>
+      <w:r>
+        <w:rPr>
+          <w:rFonts w:ascii="Arial" w:cs="Arial" w:eastAsia="Arial" w:hAnsi="Arial"/>
+          <w:sz w:val="20"/>
+          <w:szCs w:val="20"/>
+        </w:rPr>
+        <w:t xml:space="preserve">- 0: No evidence of testing</w:t>
+      </w:r>
+    </w:p>
+    <w:p>
+      <w:pPr>
+        <w:spacing w:after="60"/>
+      </w:pPr>
+      <w:r>
+        <w:rPr>
+          <w:rFonts w:ascii="Arial" w:cs="Arial" w:eastAsia="Arial" w:hAnsi="Arial"/>
+          <w:sz w:val="20"/>
+          <w:szCs w:val="20"/>
+        </w:rPr>
+        <w:t xml:space="preserve">Presentation (10 points)</w:t>
+      </w:r>
+    </w:p>
+    <w:p>
+      <w:pPr>
+        <w:spacing w:after="60"/>
+      </w:pPr>
+      <w:r>
+        <w:rPr>
+          <w:rFonts w:ascii="Arial" w:cs="Arial" w:eastAsia="Arial" w:hAnsi="Arial"/>
+          <w:sz w:val="20"/>
+          <w:szCs w:val="20"/>
+        </w:rPr>
+        <w:t xml:space="preserve">- 10: Clear, engaging, explains code and process, great Q&amp;A</w:t>
+      </w:r>
+    </w:p>
+    <w:p>
+      <w:pPr>
+        <w:spacing w:after="60"/>
+      </w:pPr>
+      <w:r>
+        <w:rPr>
+          <w:rFonts w:ascii="Arial" w:cs="Arial" w:eastAsia="Arial" w:hAnsi="Arial"/>
+          <w:sz w:val="20"/>
+          <w:szCs w:val="20"/>
+        </w:rPr>
+        <w:t xml:space="preserve">- 8: Clear, explains features and process, good Q&amp;A</w:t>
+      </w:r>
+    </w:p>
+    <w:p>
+      <w:pPr>
+        <w:spacing w:after="60"/>
+      </w:pPr>
+      <w:r>
+        <w:rPr>
+          <w:rFonts w:ascii="Arial" w:cs="Arial" w:eastAsia="Arial" w:hAnsi="Arial"/>
+          <w:sz w:val="20"/>
+          <w:szCs w:val="20"/>
+        </w:rPr>
+        <w:t xml:space="preserve">- 6: Adequate presentation, some explanation</w:t>
+      </w:r>
+    </w:p>
+    <w:p>
+      <w:pPr>
+        <w:spacing w:after="60"/>
+      </w:pPr>
+      <w:r>
+        <w:rPr>
+          <w:rFonts w:ascii="Arial" w:cs="Arial" w:eastAsia="Arial" w:hAnsi="Arial"/>
+          <w:sz w:val="20"/>
+          <w:szCs w:val="20"/>
+        </w:rPr>
+        <w:t xml:space="preserve">- 4: Unclear or rushed presentation</w:t>
+      </w:r>
+    </w:p>
+    <w:p>
+      <w:pPr>
+        <w:spacing w:after="60"/>
+      </w:pPr>
+      <w:r>
+        <w:rPr>
+          <w:rFonts w:ascii="Arial" w:cs="Arial" w:eastAsia="Arial" w:hAnsi="Arial"/>
+          <w:sz w:val="20"/>
+          <w:szCs w:val="20"/>
+        </w:rPr>
+        <w:t xml:space="preserve">- 2: Very unclear presentation</w:t>
+      </w:r>
+    </w:p>
+    <w:p>
+      <w:pPr>
+        <w:spacing w:after="60"/>
+      </w:pPr>
+      <w:r>
+        <w:rPr>
+          <w:rFonts w:ascii="Arial" w:cs="Arial" w:eastAsia="Arial" w:hAnsi="Arial"/>
+          <w:sz w:val="20"/>
+          <w:szCs w:val="20"/>
+        </w:rPr>
+        <w:t xml:space="preserve">- 0: No presentation</w:t>
+      </w:r>
+    </w:p>
+    <w:p>
+      <w:pPr>
+        <w:spacing w:after="60"/>
+      </w:pPr>
+      <w:r>
+        <w:rPr>
+          <w:rFonts w:ascii="Arial" w:cs="Arial" w:eastAsia="Arial" w:hAnsi="Arial"/>
+          <w:sz w:val="20"/>
+          <w:szCs w:val="20"/>
+        </w:rPr>
+        <w:t xml:space="preserve">Total: 100 points</w:t>
+      </w:r>
+    </w:p>
+    <w:p>
+      <w:pPr>
+        <w:spacing w:after="60"/>
+      </w:pPr>
+      <w:r>
+        <w:rPr>
+          <w:rFonts w:ascii="Arial" w:cs="Arial" w:eastAsia="Arial" w:hAnsi="Arial"/>
+          <w:sz w:val="20"/>
+          <w:szCs w:val="20"/>
+        </w:rPr>
+        <w:t xml:space="preserve">- [ ] Attended Day 1 introduction</w:t>
+      </w:r>
+    </w:p>
+    <w:p>
+      <w:pPr>
+        <w:spacing w:after="60"/>
+      </w:pPr>
+      <w:r>
+        <w:rPr>
+          <w:rFonts w:ascii="Arial" w:cs="Arial" w:eastAsia="Arial" w:hAnsi="Arial"/>
+          <w:sz w:val="20"/>
+          <w:szCs w:val="20"/>
+        </w:rPr>
+        <w:t xml:space="preserve">- [ ] Reviewed all 5 project options</w:t>
+      </w:r>
+    </w:p>
+    <w:p>
+      <w:pPr>
+        <w:spacing w:after="60"/>
+      </w:pPr>
+      <w:r>
+        <w:rPr>
+          <w:rFonts w:ascii="Arial" w:cs="Arial" w:eastAsia="Arial" w:hAnsi="Arial"/>
+          <w:sz w:val="20"/>
+          <w:szCs w:val="20"/>
+        </w:rPr>
+        <w:t xml:space="preserve">- [ ] Understand the rubric and expectations</w:t>
+      </w:r>
+    </w:p>
+    <w:p>
+      <w:pPr>
+        <w:spacing w:after="60"/>
+      </w:pPr>
+      <w:r>
+        <w:rPr>
+          <w:rFonts w:ascii="Arial" w:cs="Arial" w:eastAsia="Arial" w:hAnsi="Arial"/>
+          <w:sz w:val="20"/>
+          <w:szCs w:val="20"/>
+        </w:rPr>
+        <w:t xml:space="preserve">- [ ] Have a top 2–3 project choices in mind</w:t>
+      </w:r>
+    </w:p>
+    <w:p>
+      <w:pPr>
+        <w:spacing w:after="60"/>
+      </w:pPr>
+      <w:r>
+        <w:rPr>
+          <w:rFonts w:ascii="Arial" w:cs="Arial" w:eastAsia="Arial" w:hAnsi="Arial"/>
+          <w:sz w:val="20"/>
+          <w:szCs w:val="20"/>
+        </w:rPr>
+        <w:t xml:space="preserve">- [ ] Exit ticket submitted</w:t>
+      </w:r>
+    </w:p>
+    <w:p>
+      <w:pPr>
+        <w:spacing w:after="160"/>
+      </w:pPr>
+    </w:p>
+    <w:p>
+      <w:pPr>
+        <w:pBdr>
+          <w:bottom w:val="single" w:color="1B7A4A" w:sz="4" w:space="4"/>
+        </w:pBdr>
+        <w:spacing w:after="100" w:before="120"/>
+      </w:pPr>
+      <w:r>
+        <w:rPr>
+          <w:rFonts w:ascii="Arial" w:cs="Arial" w:eastAsia="Arial" w:hAnsi="Arial"/>
+          <w:b/>
+          <w:bCs/>
+          <w:color w:val="1B7A4A"/>
+          <w:sz w:val="24"/>
+          <w:szCs w:val="24"/>
+        </w:rPr>
+        <w:t xml:space="preserve">Practice Problems</w:t>
+      </w:r>
+    </w:p>
+    <w:p>
+      <w:pPr>
+        <w:spacing w:after="80"/>
+      </w:pPr>
+      <w:r>
+        <w:rPr>
+          <w:rFonts w:ascii="Arial" w:cs="Arial" w:eastAsia="Arial" w:hAnsi="Arial"/>
+          <w:b/>
+          <w:bCs/>
+          <w:sz w:val="20"/>
+          <w:szCs w:val="20"/>
+        </w:rPr>
+        <w:t xml:space="preserve">Problem 1: </w:t>
+      </w:r>
+      <w:r>
+        <w:rPr>
+          <w:rFonts w:ascii="Arial" w:cs="Arial" w:eastAsia="Arial" w:hAnsi="Arial"/>
+          <w:sz w:val="20"/>
+          <w:szCs w:val="20"/>
+        </w:rPr>
+        <w:t xml:space="preserve">Load data from CSV or JSON file</w:t>
+      </w:r>
+    </w:p>
+    <w:p>
+      <w:pPr>
+        <w:spacing w:after="80"/>
+      </w:pPr>
+      <w:r>
+        <w:rPr>
+          <w:rFonts w:ascii="Arial" w:cs="Arial" w:eastAsia="Arial" w:hAnsi="Arial"/>
+          <w:b/>
+          <w:bCs/>
+          <w:sz w:val="20"/>
+          <w:szCs w:val="20"/>
+        </w:rPr>
+        <w:t xml:space="preserve">Problem 2: </w:t>
+      </w:r>
+      <w:r>
+        <w:rPr>
+          <w:rFonts w:ascii="Arial" w:cs="Arial" w:eastAsia="Arial" w:hAnsi="Arial"/>
+          <w:sz w:val="20"/>
+          <w:szCs w:val="20"/>
+        </w:rPr>
+        <w:t xml:space="preserve">Compute summary statistics (mean, median, min, max, count)</w:t>
+      </w:r>
+    </w:p>
+    <w:p>
+      <w:pPr>
+        <w:spacing w:after="80"/>
+      </w:pPr>
+      <w:r>
+        <w:rPr>
+          <w:rFonts w:ascii="Arial" w:cs="Arial" w:eastAsia="Arial" w:hAnsi="Arial"/>
+          <w:b/>
+          <w:bCs/>
+          <w:sz w:val="20"/>
+          <w:szCs w:val="20"/>
+        </w:rPr>
+        <w:t xml:space="preserve">Problem 3: </w:t>
+      </w:r>
+      <w:r>
+        <w:rPr>
+          <w:rFonts w:ascii="Arial" w:cs="Arial" w:eastAsia="Arial" w:hAnsi="Arial"/>
+          <w:sz w:val="20"/>
+          <w:szCs w:val="20"/>
+        </w:rPr>
+        <w:t xml:space="preserve">Filter or search data by field</w:t>
+      </w:r>
     </w:p>
     <w:p>
       <w:pPr>
